--- a/Reportes/FormatoEndososSinCoberturaFianza.docx
+++ b/Reportes/FormatoEndososSinCoberturaFianza.docx
@@ -19,9 +19,7 @@
       </w:tblPr>
       <w:tblGrid>
         <w:gridCol w:w="2373"/>
-        <w:gridCol w:w="1555"/>
-        <w:gridCol w:w="1555"/>
-        <w:gridCol w:w="3110"/>
+        <w:gridCol w:w="6220"/>
         <w:gridCol w:w="2402"/>
       </w:tblGrid>
       <w:tr>
@@ -95,7 +93,6 @@
         <w:tc>
           <w:tcPr>
             <w:tcW w:w="6220" w:type="dxa"/>
-            <w:gridSpan w:val="3"/>
           </w:tcPr>
           <w:p>
             <w:pPr>
@@ -198,7 +195,6 @@
         <w:tc>
           <w:tcPr>
             <w:tcW w:w="6220" w:type="dxa"/>
-            <w:gridSpan w:val="3"/>
           </w:tcPr>
           <w:p>
             <w:pPr>
@@ -354,7 +350,6 @@
         <w:tc>
           <w:tcPr>
             <w:tcW w:w="6220" w:type="dxa"/>
-            <w:gridSpan w:val="3"/>
           </w:tcPr>
           <w:p>
             <w:pPr>
@@ -414,7 +409,7 @@
       </w:tr>
       <w:tr>
         <w:trPr>
-          <w:trHeight w:hRule="exact" w:val="300"/>
+          <w:trHeight w:val="301"/>
         </w:trPr>
         <w:tc>
           <w:tcPr>
@@ -434,7 +429,6 @@
         <w:tc>
           <w:tcPr>
             <w:tcW w:w="6220" w:type="dxa"/>
-            <w:gridSpan w:val="3"/>
           </w:tcPr>
           <w:p>
             <w:pPr>
@@ -506,7 +500,6 @@
           <w:p>
             <w:pPr>
               <w:spacing w:before="93"/>
-              <w:jc w:val="center"/>
               <w:rPr>
                 <w:b/>
                 <w:bCs/>
@@ -543,74 +536,6 @@
               </w:rPr>
               <w:t>}</w:t>
             </w:r>
-          </w:p>
-        </w:tc>
-      </w:tr>
-      <w:tr>
-        <w:trPr>
-          <w:trHeight w:hRule="exact" w:val="352"/>
-        </w:trPr>
-        <w:tc>
-          <w:tcPr>
-            <w:tcW w:w="2373" w:type="dxa"/>
-            <w:vMerge/>
-          </w:tcPr>
-          <w:p>
-            <w:pPr>
-              <w:spacing w:before="93"/>
-              <w:rPr>
-                <w:spacing w:val="-2"/>
-                <w:sz w:val="18"/>
-              </w:rPr>
-            </w:pPr>
-          </w:p>
-        </w:tc>
-        <w:tc>
-          <w:tcPr>
-            <w:tcW w:w="1555" w:type="dxa"/>
-          </w:tcPr>
-          <w:p>
-            <w:pPr>
-              <w:pStyle w:val="Textoindependiente"/>
-              <w:spacing w:before="30"/>
-              <w:jc w:val="center"/>
-              <w:rPr>
-                <w:spacing w:val="-2"/>
-                <w:sz w:val="18"/>
-              </w:rPr>
-            </w:pPr>
-          </w:p>
-        </w:tc>
-        <w:tc>
-          <w:tcPr>
-            <w:tcW w:w="1555" w:type="dxa"/>
-          </w:tcPr>
-          <w:p>
-            <w:pPr>
-              <w:pStyle w:val="Textoindependiente"/>
-              <w:spacing w:before="30"/>
-              <w:jc w:val="center"/>
-              <w:rPr>
-                <w:spacing w:val="-2"/>
-                <w:sz w:val="18"/>
-              </w:rPr>
-            </w:pPr>
-          </w:p>
-        </w:tc>
-        <w:tc>
-          <w:tcPr>
-            <w:tcW w:w="5512" w:type="dxa"/>
-            <w:gridSpan w:val="2"/>
-          </w:tcPr>
-          <w:p>
-            <w:pPr>
-              <w:spacing w:before="93"/>
-              <w:jc w:val="right"/>
-              <w:rPr>
-                <w:spacing w:val="-2"/>
-                <w:sz w:val="18"/>
-              </w:rPr>
-            </w:pPr>
           </w:p>
         </w:tc>
       </w:tr>

--- a/Reportes/FormatoEndososSinCoberturaFianza.docx
+++ b/Reportes/FormatoEndososSinCoberturaFianza.docx
@@ -136,25 +136,13 @@
               </w:rPr>
               <w:t xml:space="preserve">Póliza </w:t>
             </w:r>
-            <w:proofErr w:type="spellStart"/>
-            <w:proofErr w:type="gramStart"/>
-            <w:r>
-              <w:rPr>
-                <w:sz w:val="14"/>
-                <w:szCs w:val="14"/>
-              </w:rPr>
-              <w:t>Nº</w:t>
-            </w:r>
-            <w:proofErr w:type="spellEnd"/>
-            <w:r>
-              <w:rPr>
-                <w:sz w:val="14"/>
-                <w:szCs w:val="14"/>
-              </w:rPr>
-              <w:t>:{</w:t>
-            </w:r>
-            <w:proofErr w:type="spellStart"/>
-            <w:proofErr w:type="gramEnd"/>
+            <w:r>
+              <w:rPr>
+                <w:sz w:val="14"/>
+                <w:szCs w:val="14"/>
+              </w:rPr>
+              <w:t>Nº:{</w:t>
+            </w:r>
             <w:r>
               <w:rPr>
                 <w:sz w:val="14"/>
@@ -162,7 +150,6 @@
               </w:rPr>
               <w:t>code</w:t>
             </w:r>
-            <w:proofErr w:type="spellEnd"/>
             <w:r>
               <w:rPr>
                 <w:sz w:val="14"/>
@@ -228,25 +215,7 @@
                 <w:w w:val="105"/>
                 <w:sz w:val="15"/>
               </w:rPr>
-              <w:t>{</w:t>
-            </w:r>
-            <w:proofErr w:type="spellStart"/>
-            <w:r>
-              <w:rPr>
-                <w:b/>
-                <w:w w:val="105"/>
-                <w:sz w:val="15"/>
-              </w:rPr>
-              <w:t>NombreRamo</w:t>
-            </w:r>
-            <w:proofErr w:type="spellEnd"/>
-            <w:r>
-              <w:rPr>
-                <w:b/>
-                <w:w w:val="105"/>
-                <w:sz w:val="15"/>
-              </w:rPr>
-              <w:t>}</w:t>
+              <w:t>{NombreRamo}</w:t>
             </w:r>
           </w:p>
           <w:p>
@@ -279,51 +248,15 @@
                 <w:sz w:val="14"/>
                 <w:szCs w:val="14"/>
               </w:rPr>
-              <w:t>Endoso No</w:t>
-            </w:r>
-            <w:proofErr w:type="gramStart"/>
+              <w:t xml:space="preserve">Endoso No. </w:t>
+            </w:r>
             <w:r>
               <w:rPr>
                 <w:spacing w:val="-2"/>
                 <w:sz w:val="14"/>
                 <w:szCs w:val="14"/>
               </w:rPr>
-              <w:t xml:space="preserve">. </w:t>
-            </w:r>
-            <w:r>
-              <w:rPr>
-                <w:spacing w:val="-2"/>
-                <w:sz w:val="14"/>
-                <w:szCs w:val="14"/>
-              </w:rPr>
-              <w:t>:</w:t>
-            </w:r>
-            <w:proofErr w:type="gramEnd"/>
-            <w:r>
-              <w:rPr>
-                <w:spacing w:val="-2"/>
-                <w:sz w:val="14"/>
-                <w:szCs w:val="14"/>
-              </w:rPr>
-              <w:t xml:space="preserve"> {</w:t>
-            </w:r>
-            <w:proofErr w:type="spellStart"/>
-            <w:r>
-              <w:rPr>
-                <w:spacing w:val="-2"/>
-                <w:sz w:val="14"/>
-                <w:szCs w:val="14"/>
-              </w:rPr>
-              <w:t>Endoso.Id</w:t>
-            </w:r>
-            <w:proofErr w:type="spellEnd"/>
-            <w:r>
-              <w:rPr>
-                <w:spacing w:val="-2"/>
-                <w:sz w:val="14"/>
-                <w:szCs w:val="14"/>
-              </w:rPr>
-              <w:t>}</w:t>
+              <w:t>: {Endoso.Id}</w:t>
             </w:r>
           </w:p>
         </w:tc>
@@ -368,25 +301,7 @@
                 <w:w w:val="105"/>
                 <w:sz w:val="15"/>
               </w:rPr>
-              <w:t>{</w:t>
-            </w:r>
-            <w:proofErr w:type="spellStart"/>
-            <w:r>
-              <w:rPr>
-                <w:b/>
-                <w:w w:val="105"/>
-                <w:sz w:val="15"/>
-              </w:rPr>
-              <w:t>NombreProducto</w:t>
-            </w:r>
-            <w:proofErr w:type="spellEnd"/>
-            <w:r>
-              <w:rPr>
-                <w:b/>
-                <w:w w:val="105"/>
-                <w:sz w:val="15"/>
-              </w:rPr>
-              <w:t>}</w:t>
+              <w:t>{NombreProducto}</w:t>
             </w:r>
           </w:p>
         </w:tc>
@@ -514,27 +429,7 @@
                 <w:spacing w:val="-2"/>
                 <w:sz w:val="18"/>
               </w:rPr>
-              <w:t>{</w:t>
-            </w:r>
-            <w:proofErr w:type="spellStart"/>
-            <w:r>
-              <w:rPr>
-                <w:b/>
-                <w:bCs/>
-                <w:spacing w:val="-2"/>
-                <w:sz w:val="18"/>
-              </w:rPr>
-              <w:t>TituloEndosoCan</w:t>
-            </w:r>
-            <w:proofErr w:type="spellEnd"/>
-            <w:r>
-              <w:rPr>
-                <w:b/>
-                <w:bCs/>
-                <w:spacing w:val="-2"/>
-                <w:sz w:val="18"/>
-              </w:rPr>
-              <w:t>}</w:t>
+              <w:t>{TituloEndosoCan}</w:t>
             </w:r>
           </w:p>
         </w:tc>
@@ -611,15 +506,7 @@
               <w:pStyle w:val="Textoindependiente"/>
             </w:pPr>
             <w:r>
-              <w:t>{</w:t>
-            </w:r>
-            <w:proofErr w:type="spellStart"/>
-            <w:r>
-              <w:t>Asegurado.NombreCompleto</w:t>
-            </w:r>
-            <w:proofErr w:type="spellEnd"/>
-            <w:r>
-              <w:t>}</w:t>
+              <w:t>{Asegurado.NombreCompleto}</w:t>
             </w:r>
           </w:p>
         </w:tc>
@@ -633,23 +520,13 @@
             <w:pPr>
               <w:pStyle w:val="Textoindependiente"/>
             </w:pPr>
-            <w:proofErr w:type="spellStart"/>
             <w:r>
               <w:rPr>
                 <w:b/>
                 <w:bCs/>
                 <w:lang w:val="es-PA"/>
               </w:rPr>
-              <w:t>Ced</w:t>
-            </w:r>
-            <w:proofErr w:type="spellEnd"/>
-            <w:r>
-              <w:rPr>
-                <w:b/>
-                <w:bCs/>
-                <w:lang w:val="es-PA"/>
-              </w:rPr>
-              <w:t>/R</w:t>
+              <w:t>Ced/R</w:t>
             </w:r>
             <w:r>
               <w:rPr>
@@ -689,14 +566,12 @@
               </w:rPr>
               <w:t>{</w:t>
             </w:r>
-            <w:proofErr w:type="spellStart"/>
             <w:r>
               <w:rPr>
                 <w:spacing w:val="-2"/>
               </w:rPr>
               <w:t>Asegurado.Identificacion</w:t>
             </w:r>
-            <w:proofErr w:type="spellEnd"/>
             <w:r>
               <w:rPr>
                 <w:lang w:val="es-PA"/>
@@ -842,15 +717,7 @@
               <w:pStyle w:val="Textoindependiente"/>
             </w:pPr>
             <w:r>
-              <w:t>{</w:t>
-            </w:r>
-            <w:proofErr w:type="spellStart"/>
-            <w:r>
-              <w:t>FechaInicioVigencia</w:t>
-            </w:r>
-            <w:proofErr w:type="spellEnd"/>
-            <w:r>
-              <w:t>}</w:t>
+              <w:t>{FechaInicioVigencia}</w:t>
             </w:r>
           </w:p>
         </w:tc>
@@ -886,15 +753,7 @@
               <w:pStyle w:val="Textoindependiente"/>
             </w:pPr>
             <w:r>
-              <w:t>{</w:t>
-            </w:r>
-            <w:proofErr w:type="spellStart"/>
-            <w:r>
-              <w:t>Asegurado.TelefonoContacto</w:t>
-            </w:r>
-            <w:proofErr w:type="spellEnd"/>
-            <w:r>
-              <w:t>}</w:t>
+              <w:t>{Asegurado.TelefonoContacto}</w:t>
             </w:r>
           </w:p>
         </w:tc>
@@ -933,15 +792,7 @@
               <w:pStyle w:val="Textoindependiente"/>
             </w:pPr>
             <w:r>
-              <w:t>{</w:t>
-            </w:r>
-            <w:proofErr w:type="spellStart"/>
-            <w:r>
-              <w:t>Asegurado.TelefonoCelular</w:t>
-            </w:r>
-            <w:proofErr w:type="spellEnd"/>
-            <w:r>
-              <w:t>}</w:t>
+              <w:t>{Asegurado.TelefonoCelular}</w:t>
             </w:r>
           </w:p>
         </w:tc>
@@ -991,25 +842,7 @@
                 <w:sz w:val="14"/>
                 <w:szCs w:val="14"/>
               </w:rPr>
-              <w:t>{</w:t>
-            </w:r>
-            <w:proofErr w:type="spellStart"/>
-            <w:r>
-              <w:rPr>
-                <w:spacing w:val="-2"/>
-                <w:sz w:val="14"/>
-                <w:szCs w:val="14"/>
-              </w:rPr>
-              <w:t>FechaFinVigencia</w:t>
-            </w:r>
-            <w:proofErr w:type="spellEnd"/>
-            <w:r>
-              <w:rPr>
-                <w:spacing w:val="-2"/>
-                <w:sz w:val="14"/>
-                <w:szCs w:val="14"/>
-              </w:rPr>
-              <w:t>}</w:t>
+              <w:t>{FechaFinVigencia}</w:t>
             </w:r>
           </w:p>
         </w:tc>
@@ -1045,15 +878,7 @@
               <w:pStyle w:val="Textoindependiente"/>
             </w:pPr>
             <w:r>
-              <w:t>{</w:t>
-            </w:r>
-            <w:proofErr w:type="spellStart"/>
-            <w:r>
-              <w:t>Asegurado.TelefonoFax</w:t>
-            </w:r>
-            <w:proofErr w:type="spellEnd"/>
-            <w:r>
-              <w:t>}</w:t>
+              <w:t>{Asegurado.TelefonoFax}</w:t>
             </w:r>
           </w:p>
         </w:tc>
@@ -1092,15 +917,7 @@
               <w:pStyle w:val="Textoindependiente"/>
             </w:pPr>
             <w:r>
-              <w:t>{</w:t>
-            </w:r>
-            <w:proofErr w:type="spellStart"/>
-            <w:r>
-              <w:t>Asegurado.Email</w:t>
-            </w:r>
-            <w:proofErr w:type="spellEnd"/>
-            <w:r>
-              <w:t>}</w:t>
+              <w:t>{Asegurado.Email}</w:t>
             </w:r>
           </w:p>
         </w:tc>
@@ -1142,21 +959,7 @@
               <w:rPr>
                 <w:spacing w:val="-2"/>
               </w:rPr>
-              <w:t>{</w:t>
-            </w:r>
-            <w:proofErr w:type="spellStart"/>
-            <w:r>
-              <w:rPr>
-                <w:spacing w:val="-2"/>
-              </w:rPr>
-              <w:t>HoraVigencia</w:t>
-            </w:r>
-            <w:proofErr w:type="spellEnd"/>
-            <w:r>
-              <w:rPr>
-                <w:spacing w:val="-2"/>
-              </w:rPr>
-              <w:t>}</w:t>
+              <w:t>{HoraVigencia}</w:t>
             </w:r>
           </w:p>
         </w:tc>
@@ -1192,15 +995,7 @@
               <w:pStyle w:val="Textoindependiente"/>
             </w:pPr>
             <w:r>
-              <w:t>{</w:t>
-            </w:r>
-            <w:proofErr w:type="spellStart"/>
-            <w:r>
-              <w:t>Address.NombrePais</w:t>
-            </w:r>
-            <w:proofErr w:type="spellEnd"/>
-            <w:r>
-              <w:t>}</w:t>
+              <w:t>{Address.NombrePais}</w:t>
             </w:r>
           </w:p>
         </w:tc>
@@ -1236,15 +1031,7 @@
               <w:pStyle w:val="Textoindependiente"/>
             </w:pPr>
             <w:r>
-              <w:t>{</w:t>
-            </w:r>
-            <w:proofErr w:type="spellStart"/>
-            <w:r>
-              <w:t>Address.NombreProvincia</w:t>
-            </w:r>
-            <w:proofErr w:type="spellEnd"/>
-            <w:r>
-              <w:t>}</w:t>
+              <w:t>{Address.NombreProvincia}</w:t>
             </w:r>
           </w:p>
         </w:tc>
@@ -1299,15 +1086,7 @@
               <w:pStyle w:val="Textoindependiente"/>
             </w:pPr>
             <w:r>
-              <w:t>{</w:t>
-            </w:r>
-            <w:proofErr w:type="spellStart"/>
-            <w:r>
-              <w:t>Address.NombreDistrito</w:t>
-            </w:r>
-            <w:proofErr w:type="spellEnd"/>
-            <w:r>
-              <w:t>}</w:t>
+              <w:t>{Address.NombreDistrito}</w:t>
             </w:r>
           </w:p>
         </w:tc>
@@ -1374,15 +1153,7 @@
               <w:pStyle w:val="Textoindependiente"/>
             </w:pPr>
             <w:r>
-              <w:t>{</w:t>
-            </w:r>
-            <w:proofErr w:type="spellStart"/>
-            <w:r>
-              <w:t>FechaEfectiva</w:t>
-            </w:r>
-            <w:proofErr w:type="spellEnd"/>
-            <w:r>
-              <w:t>}</w:t>
+              <w:t>{FechaEfectiva}</w:t>
             </w:r>
           </w:p>
         </w:tc>
@@ -1448,16 +1219,11 @@
             <w:r>
               <w:t>{</w:t>
             </w:r>
-            <w:proofErr w:type="spellStart"/>
             <w:r>
               <w:t>A</w:t>
             </w:r>
             <w:r>
-              <w:t>creedor.NombreCompleto</w:t>
-            </w:r>
-            <w:proofErr w:type="spellEnd"/>
-            <w:r>
-              <w:t>}</w:t>
+              <w:t>creedor.NombreCompleto}</w:t>
             </w:r>
           </w:p>
         </w:tc>
@@ -1493,15 +1259,7 @@
               <w:pStyle w:val="Textoindependiente"/>
             </w:pPr>
             <w:r>
-              <w:t>{</w:t>
-            </w:r>
-            <w:proofErr w:type="spellStart"/>
-            <w:r>
-              <w:t>Productor.NombreCompleto</w:t>
-            </w:r>
-            <w:proofErr w:type="spellEnd"/>
-            <w:r>
-              <w:t>}</w:t>
+              <w:t>{Productor.NombreCompleto}</w:t>
             </w:r>
           </w:p>
         </w:tc>
@@ -1537,9 +1295,7 @@
         <w:gridCol w:w="1971"/>
         <w:gridCol w:w="1451"/>
         <w:gridCol w:w="2390"/>
-        <w:gridCol w:w="360"/>
-        <w:gridCol w:w="1320"/>
-        <w:gridCol w:w="21"/>
+        <w:gridCol w:w="1701"/>
         <w:gridCol w:w="2069"/>
       </w:tblGrid>
       <w:tr>
@@ -1549,7 +1305,7 @@
         <w:tc>
           <w:tcPr>
             <w:tcW w:w="10990" w:type="dxa"/>
-            <w:gridSpan w:val="8"/>
+            <w:gridSpan w:val="6"/>
             <w:tcBorders>
               <w:top w:val="single" w:sz="8" w:space="0" w:color="auto"/>
               <w:left w:val="single" w:sz="8" w:space="0" w:color="auto"/>
@@ -1606,151 +1362,8 @@
         </w:tc>
         <w:tc>
           <w:tcPr>
-            <w:tcW w:w="1971" w:type="dxa"/>
-            <w:tcBorders>
-              <w:top w:val="single" w:sz="8" w:space="0" w:color="auto"/>
-              <w:left w:val="nil"/>
-              <w:bottom w:val="nil"/>
-              <w:right w:val="nil"/>
-            </w:tcBorders>
-            <w:vAlign w:val="center"/>
-          </w:tcPr>
-          <w:p>
-            <w:pPr>
-              <w:pStyle w:val="Textoindependiente"/>
-            </w:pPr>
-            <w:r>
-              <w:t>{</w:t>
-            </w:r>
-            <w:proofErr w:type="spellStart"/>
-            <w:r>
-              <w:t>Riesgo.NombreAFavor</w:t>
-            </w:r>
-            <w:proofErr w:type="spellEnd"/>
-            <w:r>
-              <w:t>}</w:t>
-            </w:r>
-          </w:p>
-        </w:tc>
-        <w:tc>
-          <w:tcPr>
-            <w:tcW w:w="1451" w:type="dxa"/>
-            <w:tcBorders>
-              <w:top w:val="single" w:sz="8" w:space="0" w:color="auto"/>
-              <w:left w:val="nil"/>
-              <w:bottom w:val="nil"/>
-              <w:right w:val="nil"/>
-            </w:tcBorders>
-            <w:vAlign w:val="center"/>
-          </w:tcPr>
-          <w:p>
-            <w:pPr>
-              <w:pStyle w:val="Textoindependiente"/>
-            </w:pPr>
-            <w:proofErr w:type="spellStart"/>
-            <w:r>
-              <w:rPr>
-                <w:b/>
-                <w:bCs/>
-                <w:lang w:val="es-PA"/>
-              </w:rPr>
-              <w:t>Act</w:t>
-            </w:r>
-            <w:proofErr w:type="spellEnd"/>
-            <w:r>
-              <w:rPr>
-                <w:b/>
-                <w:bCs/>
-                <w:lang w:val="es-PA"/>
-              </w:rPr>
-              <w:t>. Económica</w:t>
-            </w:r>
-            <w:r>
-              <w:rPr>
-                <w:b/>
-                <w:bCs/>
-                <w:lang w:val="es-PA"/>
-              </w:rPr>
-              <w:t>:</w:t>
-            </w:r>
-          </w:p>
-        </w:tc>
-        <w:tc>
-          <w:tcPr>
-            <w:tcW w:w="2390" w:type="dxa"/>
-            <w:tcBorders>
-              <w:top w:val="single" w:sz="8" w:space="0" w:color="auto"/>
-              <w:left w:val="nil"/>
-              <w:bottom w:val="nil"/>
-              <w:right w:val="nil"/>
-            </w:tcBorders>
-            <w:vAlign w:val="center"/>
-          </w:tcPr>
-          <w:p>
-            <w:pPr>
-              <w:pStyle w:val="Textoindependiente"/>
-            </w:pPr>
-            <w:r>
-              <w:rPr>
-                <w:lang w:val="es-PA"/>
-              </w:rPr>
-              <w:t>{</w:t>
-            </w:r>
-            <w:proofErr w:type="spellStart"/>
-            <w:r>
-              <w:rPr>
-                <w:spacing w:val="-2"/>
-              </w:rPr>
-              <w:t>Riesgo.</w:t>
-            </w:r>
-            <w:r>
-              <w:rPr>
-                <w:spacing w:val="-2"/>
-              </w:rPr>
-              <w:t>Actividad</w:t>
-            </w:r>
-            <w:proofErr w:type="spellEnd"/>
-            <w:r>
-              <w:rPr>
-                <w:lang w:val="es-PA"/>
-              </w:rPr>
-              <w:t>}</w:t>
-            </w:r>
-          </w:p>
-        </w:tc>
-        <w:tc>
-          <w:tcPr>
-            <w:tcW w:w="1701" w:type="dxa"/>
-            <w:gridSpan w:val="3"/>
-            <w:tcBorders>
-              <w:top w:val="single" w:sz="8" w:space="0" w:color="auto"/>
-              <w:left w:val="nil"/>
-              <w:bottom w:val="nil"/>
-              <w:right w:val="nil"/>
-            </w:tcBorders>
-            <w:vAlign w:val="center"/>
-          </w:tcPr>
-          <w:p>
-            <w:pPr>
-              <w:pStyle w:val="Textoindependiente"/>
-            </w:pPr>
-            <w:r>
-              <w:rPr>
-                <w:b/>
-              </w:rPr>
-              <w:t>Cod. Proyecto</w:t>
-            </w:r>
-            <w:r>
-              <w:rPr>
-                <w:b/>
-              </w:rPr>
-              <w:t>:</w:t>
-            </w:r>
-          </w:p>
-        </w:tc>
-        <w:tc>
-          <w:tcPr>
-            <w:tcW w:w="2069" w:type="dxa"/>
+            <w:tcW w:w="9582" w:type="dxa"/>
+            <w:gridSpan w:val="5"/>
             <w:tcBorders>
               <w:top w:val="single" w:sz="8" w:space="0" w:color="auto"/>
               <w:left w:val="nil"/>
@@ -1764,38 +1377,7 @@
               <w:pStyle w:val="Textoindependiente"/>
             </w:pPr>
             <w:r>
-              <w:rPr>
-                <w:bCs/>
-                <w:spacing w:val="-2"/>
-                <w:w w:val="105"/>
-              </w:rPr>
-              <w:t>{</w:t>
-            </w:r>
-            <w:proofErr w:type="spellStart"/>
-            <w:r>
-              <w:rPr>
-                <w:bCs/>
-                <w:spacing w:val="-2"/>
-                <w:w w:val="105"/>
-              </w:rPr>
-              <w:t>Riesgo.</w:t>
-            </w:r>
-            <w:r>
-              <w:rPr>
-                <w:bCs/>
-                <w:spacing w:val="-2"/>
-                <w:w w:val="105"/>
-              </w:rPr>
-              <w:t>NumeroProyecto</w:t>
-            </w:r>
-            <w:proofErr w:type="spellEnd"/>
-            <w:r>
-              <w:rPr>
-                <w:bCs/>
-                <w:spacing w:val="-2"/>
-                <w:w w:val="105"/>
-              </w:rPr>
-              <w:t>}</w:t>
+              <w:t>{Riesgo.NombreAFavor}</w:t>
             </w:r>
           </w:p>
         </w:tc>
@@ -1849,16 +1431,11 @@
               <w:pStyle w:val="Textoindependiente"/>
             </w:pPr>
             <w:r>
-              <w:t>{</w:t>
-            </w:r>
-            <w:proofErr w:type="spellStart"/>
-            <w:r>
-              <w:t>Riesgo.</w:t>
+              <w:t>{Riesgo.</w:t>
             </w:r>
             <w:r>
               <w:t>SumaAfianzada</w:t>
             </w:r>
-            <w:proofErr w:type="spellEnd"/>
             <w:r>
               <w:t>}</w:t>
             </w:r>
@@ -1879,22 +1456,6 @@
             <w:pPr>
               <w:pStyle w:val="Textoindependiente"/>
             </w:pPr>
-            <w:r>
-              <w:rPr>
-                <w:b/>
-                <w:bCs/>
-                <w:lang w:val="es-PA"/>
-              </w:rPr>
-              <w:t>Clase de Riesgo</w:t>
-            </w:r>
-            <w:r>
-              <w:rPr>
-                <w:b/>
-                <w:bCs/>
-                <w:lang w:val="es-PA"/>
-              </w:rPr>
-              <w:t>:</w:t>
-            </w:r>
           </w:p>
         </w:tc>
         <w:tc>
@@ -1912,38 +1473,11 @@
             <w:pPr>
               <w:pStyle w:val="Textoindependiente"/>
             </w:pPr>
-            <w:r>
-              <w:rPr>
-                <w:lang w:val="es-PA"/>
-              </w:rPr>
-              <w:t>{</w:t>
-            </w:r>
-            <w:proofErr w:type="spellStart"/>
-            <w:r>
-              <w:rPr>
-                <w:spacing w:val="-2"/>
-              </w:rPr>
-              <w:t>Riesgo.</w:t>
-            </w:r>
-            <w:r>
-              <w:rPr>
-                <w:spacing w:val="-2"/>
-              </w:rPr>
-              <w:t>ClaseRiesgo</w:t>
-            </w:r>
-            <w:proofErr w:type="spellEnd"/>
-            <w:r>
-              <w:rPr>
-                <w:lang w:val="es-PA"/>
-              </w:rPr>
-              <w:t>}</w:t>
-            </w:r>
           </w:p>
         </w:tc>
         <w:tc>
           <w:tcPr>
             <w:tcW w:w="1701" w:type="dxa"/>
-            <w:gridSpan w:val="3"/>
             <w:tcBorders>
               <w:top w:val="nil"/>
               <w:left w:val="nil"/>
@@ -1991,26 +1525,16 @@
                 <w:spacing w:val="-2"/>
                 <w:w w:val="105"/>
               </w:rPr>
-              <w:t>{</w:t>
-            </w:r>
-            <w:proofErr w:type="spellStart"/>
+              <w:t>{Riesgo.</w:t>
+            </w:r>
             <w:r>
               <w:rPr>
                 <w:bCs/>
                 <w:spacing w:val="-2"/>
                 <w:w w:val="105"/>
               </w:rPr>
-              <w:t>Riesgo.</w:t>
-            </w:r>
-            <w:r>
-              <w:rPr>
-                <w:bCs/>
-                <w:spacing w:val="-2"/>
-                <w:w w:val="105"/>
-              </w:rPr>
               <w:t>FechaActoPublico</w:t>
             </w:r>
-            <w:proofErr w:type="spellEnd"/>
             <w:r>
               <w:rPr>
                 <w:bCs/>
@@ -2071,16 +1595,11 @@
               <w:pStyle w:val="Textoindependiente"/>
             </w:pPr>
             <w:r>
-              <w:t>{</w:t>
-            </w:r>
-            <w:proofErr w:type="spellStart"/>
-            <w:r>
-              <w:t>Riesgo.</w:t>
+              <w:t>{Riesgo.</w:t>
             </w:r>
             <w:r>
               <w:t>NumeroLicitacion</w:t>
             </w:r>
-            <w:proofErr w:type="spellEnd"/>
             <w:r>
               <w:t>}</w:t>
             </w:r>
@@ -2135,22 +1654,18 @@
               <w:pStyle w:val="Textoindependiente"/>
             </w:pPr>
             <w:r>
-              <w:t>{</w:t>
-            </w:r>
-            <w:proofErr w:type="spellStart"/>
-            <w:r>
-              <w:t>Riesgo.NumeroContrato</w:t>
-            </w:r>
-            <w:proofErr w:type="spellEnd"/>
-            <w:r>
-              <w:t>}</w:t>
+              <w:rPr>
+                <w:bCs/>
+                <w:spacing w:val="-2"/>
+                <w:w w:val="105"/>
+              </w:rPr>
+              <w:t>{Riesgo.NumeroContrato}</w:t>
             </w:r>
           </w:p>
         </w:tc>
         <w:tc>
           <w:tcPr>
             <w:tcW w:w="1701" w:type="dxa"/>
-            <w:gridSpan w:val="3"/>
             <w:tcBorders>
               <w:top w:val="nil"/>
               <w:left w:val="nil"/>
@@ -2190,50 +1705,15 @@
           </w:tcPr>
           <w:p>
             <w:pPr>
-              <w:tabs>
-                <w:tab w:val="left" w:pos="528"/>
-                <w:tab w:val="left" w:pos="1848"/>
-              </w:tabs>
-              <w:spacing w:line="436" w:lineRule="auto"/>
-              <w:ind w:right="126"/>
-              <w:rPr>
-                <w:sz w:val="14"/>
-                <w:szCs w:val="14"/>
-              </w:rPr>
-            </w:pPr>
-            <w:r>
-              <w:rPr>
-                <w:sz w:val="14"/>
-                <w:szCs w:val="14"/>
-                <w:lang w:val="es-PA"/>
-              </w:rPr>
-              <w:t>{</w:t>
-            </w:r>
-            <w:proofErr w:type="spellStart"/>
-            <w:r>
-              <w:rPr>
+              <w:pStyle w:val="Textoindependiente"/>
+            </w:pPr>
+            <w:r>
+              <w:rPr>
+                <w:bCs/>
                 <w:spacing w:val="-2"/>
-                <w:sz w:val="14"/>
-                <w:szCs w:val="14"/>
-              </w:rPr>
-              <w:t>Riesgo.</w:t>
-            </w:r>
-            <w:r>
-              <w:rPr>
-                <w:spacing w:val="-2"/>
-                <w:sz w:val="14"/>
-                <w:szCs w:val="14"/>
-              </w:rPr>
-              <w:t>ActoPublico</w:t>
-            </w:r>
-            <w:proofErr w:type="spellEnd"/>
-            <w:r>
-              <w:rPr>
-                <w:sz w:val="14"/>
-                <w:szCs w:val="14"/>
-                <w:lang w:val="es-PA"/>
-              </w:rPr>
-              <w:t>}</w:t>
+                <w:w w:val="105"/>
+              </w:rPr>
+              <w:t>{Riesgo.ActoPublico}</w:t>
             </w:r>
           </w:p>
         </w:tc>
@@ -2273,57 +1753,8 @@
         </w:tc>
         <w:tc>
           <w:tcPr>
-            <w:tcW w:w="6172" w:type="dxa"/>
-            <w:gridSpan w:val="4"/>
-            <w:tcBorders>
-              <w:top w:val="nil"/>
-              <w:left w:val="nil"/>
-              <w:bottom w:val="single" w:sz="8" w:space="0" w:color="auto"/>
-              <w:right w:val="nil"/>
-            </w:tcBorders>
-            <w:vAlign w:val="center"/>
-          </w:tcPr>
-          <w:p>
-            <w:pPr>
-              <w:pStyle w:val="Textoindependiente"/>
-            </w:pPr>
-            <w:r>
-              <w:t>{</w:t>
-            </w:r>
-            <w:proofErr w:type="spellStart"/>
-            <w:r>
-              <w:t>Riesgo.</w:t>
-            </w:r>
-            <w:r>
-              <w:t>Descripcion</w:t>
-            </w:r>
-            <w:proofErr w:type="spellEnd"/>
-            <w:r>
-              <w:t>}</w:t>
-            </w:r>
-          </w:p>
-        </w:tc>
-        <w:tc>
-          <w:tcPr>
-            <w:tcW w:w="1320" w:type="dxa"/>
-            <w:tcBorders>
-              <w:top w:val="nil"/>
-              <w:left w:val="nil"/>
-              <w:bottom w:val="single" w:sz="8" w:space="0" w:color="auto"/>
-              <w:right w:val="nil"/>
-            </w:tcBorders>
-            <w:vAlign w:val="center"/>
-          </w:tcPr>
-          <w:p>
-            <w:pPr>
-              <w:pStyle w:val="Textoindependiente"/>
-            </w:pPr>
-          </w:p>
-        </w:tc>
-        <w:tc>
-          <w:tcPr>
-            <w:tcW w:w="2090" w:type="dxa"/>
-            <w:gridSpan w:val="2"/>
+            <w:tcW w:w="9582" w:type="dxa"/>
+            <w:gridSpan w:val="5"/>
             <w:tcBorders>
               <w:top w:val="nil"/>
               <w:left w:val="nil"/>
@@ -2336,6 +1767,15 @@
             <w:pPr>
               <w:pStyle w:val="Textoindependiente"/>
             </w:pPr>
+            <w:r>
+              <w:t>{Riesgo.</w:t>
+            </w:r>
+            <w:r>
+              <w:t>Descripcion</w:t>
+            </w:r>
+            <w:r>
+              <w:t>}</w:t>
+            </w:r>
           </w:p>
         </w:tc>
       </w:tr>
@@ -2460,23 +1900,7 @@
                 <w:sz w:val="14"/>
                 <w:szCs w:val="14"/>
               </w:rPr>
-              <w:t>{</w:t>
-            </w:r>
-            <w:proofErr w:type="spellStart"/>
-            <w:r>
-              <w:rPr>
-                <w:sz w:val="14"/>
-                <w:szCs w:val="14"/>
-              </w:rPr>
-              <w:t>Endoso.DetalleEndoso</w:t>
-            </w:r>
-            <w:proofErr w:type="spellEnd"/>
-            <w:r>
-              <w:rPr>
-                <w:sz w:val="14"/>
-                <w:szCs w:val="14"/>
-              </w:rPr>
-              <w:t>}</w:t>
+              <w:t>{Endoso.DetalleEndoso}</w:t>
             </w:r>
           </w:p>
         </w:tc>
@@ -2542,35 +1966,7 @@
                   <w14:bevel/>
                 </w14:textOutline>
               </w:rPr>
-              <w:t>{</w:t>
-            </w:r>
-            <w:proofErr w:type="spellStart"/>
-            <w:r>
-              <w:rPr>
-                <w:spacing w:val="-2"/>
-                <w:sz w:val="14"/>
-                <w:szCs w:val="14"/>
-                <w14:textOutline w14:w="9525" w14:cap="rnd" w14:cmpd="sng" w14:algn="ctr">
-                  <w14:noFill/>
-                  <w14:prstDash w14:val="solid"/>
-                  <w14:bevel/>
-                </w14:textOutline>
-              </w:rPr>
-              <w:t>PrimaNetaTotal</w:t>
-            </w:r>
-            <w:proofErr w:type="spellEnd"/>
-            <w:r>
-              <w:rPr>
-                <w:spacing w:val="-2"/>
-                <w:sz w:val="14"/>
-                <w:szCs w:val="14"/>
-                <w14:textOutline w14:w="9525" w14:cap="rnd" w14:cmpd="sng" w14:algn="ctr">
-                  <w14:noFill/>
-                  <w14:prstDash w14:val="solid"/>
-                  <w14:bevel/>
-                </w14:textOutline>
-              </w:rPr>
-              <w:t>}</w:t>
+              <w:t>{PrimaNetaTotal}</w:t>
             </w:r>
           </w:p>
         </w:tc>
@@ -2759,35 +2155,7 @@
                   <w14:bevel/>
                 </w14:textOutline>
               </w:rPr>
-              <w:t>{</w:t>
-            </w:r>
-            <w:proofErr w:type="spellStart"/>
-            <w:r>
-              <w:rPr>
-                <w:spacing w:val="-2"/>
-                <w:sz w:val="14"/>
-                <w:szCs w:val="14"/>
-                <w14:textOutline w14:w="9525" w14:cap="rnd" w14:cmpd="sng" w14:algn="ctr">
-                  <w14:noFill/>
-                  <w14:prstDash w14:val="solid"/>
-                  <w14:bevel/>
-                </w14:textOutline>
-              </w:rPr>
-              <w:t>TotalACobrar</w:t>
-            </w:r>
-            <w:proofErr w:type="spellEnd"/>
-            <w:r>
-              <w:rPr>
-                <w:spacing w:val="-2"/>
-                <w:sz w:val="14"/>
-                <w:szCs w:val="14"/>
-                <w14:textOutline w14:w="9525" w14:cap="rnd" w14:cmpd="sng" w14:algn="ctr">
-                  <w14:noFill/>
-                  <w14:prstDash w14:val="solid"/>
-                  <w14:bevel/>
-                </w14:textOutline>
-              </w:rPr>
-              <w:t>}</w:t>
+              <w:t>{TotalACobrar}</w:t>
             </w:r>
           </w:p>
         </w:tc>
@@ -2829,7 +2197,6 @@
                 <w:szCs w:val="14"/>
               </w:rPr>
             </w:pPr>
-            <w:proofErr w:type="gramStart"/>
             <w:r>
               <w:rPr>
                 <w:sz w:val="14"/>
@@ -2853,7 +2220,6 @@
               </w:rPr>
               <w:t>entendido</w:t>
             </w:r>
-            <w:proofErr w:type="gramEnd"/>
             <w:r>
               <w:rPr>
                 <w:rFonts w:ascii="Times New Roman" w:hAnsi="Times New Roman"/>
@@ -3174,66 +2540,6 @@
                 <w:szCs w:val="14"/>
               </w:rPr>
               <w:t>generales</w:t>
-            </w:r>
-            <w:r>
-              <w:rPr>
-                <w:rFonts w:ascii="Times New Roman" w:hAnsi="Times New Roman"/>
-                <w:sz w:val="14"/>
-                <w:szCs w:val="14"/>
-              </w:rPr>
-              <w:t xml:space="preserve"> </w:t>
-            </w:r>
-            <w:r>
-              <w:rPr>
-                <w:sz w:val="14"/>
-                <w:szCs w:val="14"/>
-              </w:rPr>
-              <w:t>(Póliza</w:t>
-            </w:r>
-            <w:r>
-              <w:rPr>
-                <w:rFonts w:ascii="Times New Roman" w:hAnsi="Times New Roman"/>
-                <w:sz w:val="14"/>
-                <w:szCs w:val="14"/>
-              </w:rPr>
-              <w:t xml:space="preserve"> </w:t>
-            </w:r>
-            <w:r>
-              <w:rPr>
-                <w:sz w:val="14"/>
-                <w:szCs w:val="14"/>
-              </w:rPr>
-              <w:t>de</w:t>
-            </w:r>
-            <w:r>
-              <w:rPr>
-                <w:rFonts w:ascii="Times New Roman" w:hAnsi="Times New Roman"/>
-                <w:sz w:val="14"/>
-                <w:szCs w:val="14"/>
-              </w:rPr>
-              <w:t xml:space="preserve"> </w:t>
-            </w:r>
-            <w:r>
-              <w:rPr>
-                <w:sz w:val="14"/>
-                <w:szCs w:val="14"/>
-              </w:rPr>
-              <w:t>Incendio</w:t>
-            </w:r>
-            <w:r>
-              <w:rPr>
-                <w:rFonts w:ascii="Times New Roman" w:hAnsi="Times New Roman"/>
-                <w:sz w:val="14"/>
-                <w:szCs w:val="14"/>
-              </w:rPr>
-              <w:t xml:space="preserve"> </w:t>
-            </w:r>
-            <w:r>
-              <w:rPr>
-                <w:sz w:val="14"/>
-                <w:szCs w:val="14"/>
-              </w:rPr>
-              <w:t>2007-1)</w:t>
             </w:r>
             <w:r>
               <w:rPr>
@@ -3324,23 +2630,7 @@
           <w:sz w:val="14"/>
           <w:szCs w:val="14"/>
         </w:rPr>
-        <w:t>{</w:t>
-      </w:r>
-      <w:proofErr w:type="spellStart"/>
-      <w:r>
-        <w:rPr>
-          <w:sz w:val="14"/>
-          <w:szCs w:val="14"/>
-        </w:rPr>
-        <w:t>FechaImpresion</w:t>
-      </w:r>
-      <w:proofErr w:type="spellEnd"/>
-      <w:r>
-        <w:rPr>
-          <w:sz w:val="14"/>
-          <w:szCs w:val="14"/>
-        </w:rPr>
-        <w:t>}</w:t>
+        <w:t>{FechaImpresion}</w:t>
       </w:r>
     </w:p>
     <w:p>
@@ -3655,15 +2945,7 @@
               <w:spacing w:before="3"/>
             </w:pPr>
             <w:r>
-              <w:t>{</w:t>
-            </w:r>
-            <w:proofErr w:type="spellStart"/>
-            <w:r>
-              <w:t>Asegurado.NombreCompleto</w:t>
-            </w:r>
-            <w:proofErr w:type="spellEnd"/>
-            <w:r>
-              <w:t>}</w:t>
+              <w:t>{Asegurado.NombreCompleto}</w:t>
             </w:r>
             <w:r>
               <w:rPr>
@@ -3683,14 +2965,12 @@
               </w:rPr>
               <w:t>{</w:t>
             </w:r>
-            <w:proofErr w:type="spellStart"/>
             <w:r>
               <w:rPr>
                 <w:spacing w:val="-2"/>
               </w:rPr>
               <w:t>Asegurado.Identificacion</w:t>
             </w:r>
-            <w:proofErr w:type="spellEnd"/>
             <w:r>
               <w:rPr>
                 <w:lang w:val="es-PA"/>
@@ -4091,7 +3371,6 @@
               </w:rPr>
               <w:t xml:space="preserve"> </w:t>
             </w:r>
-            <w:proofErr w:type="gramStart"/>
             <w:r>
               <w:rPr>
                 <w:w w:val="105"/>
@@ -4115,16 +3394,7 @@
                 <w:sz w:val="14"/>
                 <w:szCs w:val="14"/>
               </w:rPr>
-              <w:t>507</w:t>
-            </w:r>
-            <w:proofErr w:type="gramEnd"/>
-            <w:r>
-              <w:rPr>
-                <w:w w:val="105"/>
-                <w:sz w:val="14"/>
-                <w:szCs w:val="14"/>
-              </w:rPr>
-              <w:t>)</w:t>
+              <w:t>507)</w:t>
             </w:r>
             <w:r>
               <w:rPr>
@@ -4180,7 +3450,6 @@
               </w:rPr>
               <w:t xml:space="preserve"> </w:t>
             </w:r>
-            <w:proofErr w:type="gramStart"/>
             <w:r>
               <w:rPr>
                 <w:w w:val="105"/>
@@ -4204,16 +3473,7 @@
                 <w:sz w:val="14"/>
                 <w:szCs w:val="14"/>
               </w:rPr>
-              <w:t>507</w:t>
-            </w:r>
-            <w:proofErr w:type="gramEnd"/>
-            <w:r>
-              <w:rPr>
-                <w:w w:val="105"/>
-                <w:sz w:val="14"/>
-                <w:szCs w:val="14"/>
-              </w:rPr>
-              <w:t>)</w:t>
+              <w:t>507)</w:t>
             </w:r>
             <w:r>
               <w:rPr>
